--- a/outbox/paper14/paper14_v1_draft.docx
+++ b/outbox/paper14/paper14_v1_draft.docx
@@ -131,154 +131,7 @@
         <w:pStyle w:val="FirstParagraph"/>
       </w:pPr>
       <w:r>
-        <w:t xml:space="preserve">Relation-first ontology has been independently established at</w:t>
-      </w:r>
-      <w:r>
-        <w:t xml:space="preserve"> </w:t>
-      </w:r>
-      <w:r>
-        <w:t xml:space="preserve">multiple substrates: in fundamental physics through relational</w:t>
-      </w:r>
-      <w:r>
-        <w:t xml:space="preserve"> </w:t>
-      </w:r>
-      <w:r>
-        <w:t xml:space="preserve">quantum mechanics (Rovelli 1996) and ontic structural realism</w:t>
-      </w:r>
-      <w:r>
-        <w:t xml:space="preserve"> </w:t>
-      </w:r>
-      <w:r>
-        <w:t xml:space="preserve">(French &amp; Ladyman 2003); in biology through autopoiesis (Maturana</w:t>
-      </w:r>
-      <w:r>
-        <w:t xml:space="preserve"> </w:t>
-      </w:r>
-      <w:r>
-        <w:t xml:space="preserve">&amp; Varela 1980), relational biology (Rosen 1991), closure-of-</w:t>
-      </w:r>
-      <w:r>
-        <w:t xml:space="preserve"> </w:t>
-      </w:r>
-      <w:r>
-        <w:t xml:space="preserve">constraints (Mossio &amp; Montévil 2015), and active inference</w:t>
-      </w:r>
-      <w:r>
-        <w:t xml:space="preserve"> </w:t>
-      </w:r>
-      <w:r>
-        <w:t xml:space="preserve">(Friston 2010, Friston et al. 2015-2025); at the brain-substrate</w:t>
-      </w:r>
-      <w:r>
-        <w:t xml:space="preserve"> </w:t>
-      </w:r>
-      <w:r>
-        <w:t xml:space="preserve">level for cross-disorder psychopathology through canalization</w:t>
-      </w:r>
-      <w:r>
-        <w:t xml:space="preserve"> </w:t>
-      </w:r>
-      <w:r>
-        <w:t xml:space="preserve">theory (Carhart-Harris, Chandaria, Friston et al. 2023); and</w:t>
-      </w:r>
-      <w:r>
-        <w:t xml:space="preserve"> </w:t>
-      </w:r>
-      <w:r>
-        <w:t xml:space="preserve">philosophically through process metaphysics (Whitehead 1929) and</w:t>
-      </w:r>
-      <w:r>
-        <w:t xml:space="preserve"> </w:t>
-      </w:r>
-      <w:r>
-        <w:t xml:space="preserve">individuation theory (Simondon 1958). What has not been established</w:t>
-      </w:r>
-      <w:r>
-        <w:t xml:space="preserve"> </w:t>
-      </w:r>
-      <w:r>
-        <w:t xml:space="preserve">is a single explicit measurable coupling-first observable and</w:t>
-      </w:r>
-      <w:r>
-        <w:t xml:space="preserve"> </w:t>
-      </w:r>
-      <w:r>
-        <w:t xml:space="preserve">structural realization that integrates these substrate-level</w:t>
-      </w:r>
-      <w:r>
-        <w:t xml:space="preserve"> </w:t>
-      </w:r>
-      <w:r>
-        <w:t xml:space="preserve">relational ontologies into one empirically tractable formalism,</w:t>
-      </w:r>
-      <w:r>
-        <w:t xml:space="preserve"> </w:t>
-      </w:r>
-      <w:r>
-        <w:t xml:space="preserve">with a downstream pathology grammar. This paper contributes that</w:t>
-      </w:r>
-      <w:r>
-        <w:t xml:space="preserve"> </w:t>
-      </w:r>
-      <w:r>
-        <w:t xml:space="preserve">formal-operational composition. We introduce an individual-level two-axis residence-time observable R(s, c) = τ_R(s) × π_c, combining temporal dwell in a state s with spatial / compartmental occupancy probability π_c. Pathology corresponds to R escaping substrate-specific functional residence bounds in either axis, with s and c possibly unchanged. The accumulation observable R is reported paired with the exit-rate variable λ_exit(s, c) = 1/τ_R(s, c), which captures the return-path-machinery capacity that pathological residence indicates has failed; a normalized form (</w:t>
-      </w:r>
-      <w:r>
-        <w:t xml:space="preserve">(s, c)) and a log-residence deviation Δ_R(s, c) make the formalism substrate-portable. We demonstrate the formalism across eight substrates: receptor pharmacology, proteostasis (with both temporal condensate-aging and spatial compartmental-mislocalization cases), cancer phospho-regulation, autonomic physiology, exercise physiology, large-scale brain network dynamics, memory phenomenology and public-epistemic attractor dynamics in information ecosystems, and recursive AI/data training loops. Four canonical</w:t>
-      </w:r>
-      <w:r>
-        <w:t xml:space="preserve"> </w:t>
-      </w:r>
-      <w:r>
-        <w:t xml:space="preserve">disease cases (FUS in stress granules, PrP topology, Huntingtin</w:t>
-      </w:r>
-      <w:r>
-        <w:t xml:space="preserve"> </w:t>
-      </w:r>
-      <w:r>
-        <w:t xml:space="preserve">nuclear-versus-mitochondrial residence, tau multi-compartment</w:t>
-      </w:r>
-      <w:r>
-        <w:t xml:space="preserve"> </w:t>
-      </w:r>
-      <w:r>
-        <w:t xml:space="preserve">mislocalization) demonstrate that the two-axis observable is</w:t>
-      </w:r>
-      <w:r>
-        <w:t xml:space="preserve"> </w:t>
-      </w:r>
-      <w:r>
-        <w:t xml:space="preserve">necessary rather than optional: single-axis observables cannot</w:t>
-      </w:r>
-      <w:r>
-        <w:t xml:space="preserve"> </w:t>
-      </w:r>
-      <w:r>
-        <w:t xml:space="preserve">distinguish them. We propose a cross-substrate experimental program</w:t>
-      </w:r>
-      <w:r>
-        <w:t xml:space="preserve"> </w:t>
-      </w:r>
-      <w:r>
-        <w:t xml:space="preserve">of thirteen experiments with a common recovery-time-constant</w:t>
-      </w:r>
-      <w:r>
-        <w:t xml:space="preserve"> </w:t>
-      </w:r>
-      <w:r>
-        <w:t xml:space="preserve">observable. We offer the framework as explicit integration of</w:t>
-      </w:r>
-      <w:r>
-        <w:t xml:space="preserve"> </w:t>
-      </w:r>
-      <w:r>
-        <w:t xml:space="preserve">modular prior art rather than as first articulation of any</w:t>
-      </w:r>
-      <w:r>
-        <w:t xml:space="preserve"> </w:t>
-      </w:r>
-      <w:r>
-        <w:t xml:space="preserve">substrate-level claim.</w:t>
+        <w:t xml:space="preserve">Many biological, cognitive, and artificial systems enter transient states that are normal when briefly sampled but pathological when residence persists. We introduce a two-axis residence-time observable R(s, c) = τ_R(s) × π_c, combining temporal dwell τ_R in state s with compartmental occupancy probability π_c, paired with an exit-rate variable λ_exit(s, c) = 1/τ_R(s, c) that captures the return-path-machinery capacity. Pathology corresponds to R escaping substrate-specific functional residence bounds on either axis, with s and c possibly unchanged; a normalized form Δ_R(s, c) = log(τ_R/τ_0) + log(π_c/π_0) makes the observable substrate-portable. Four canonical disease cases (FUS in stress granules, PrP topology, Huntingtin nuclear-versus-mitochondrial residence, tau multi-compartment mislocalization) establish that two axes are empirically necessary: single-axis observables collapse clinically relevant distinctions. We demonstrate the formalism across eight substrates spanning receptor pharmacology, proteostasis, cancer phospho-regulation, autonomic physiology, exercise physiology, large-scale brain network dynamics, memory phenomenology and public-epistemic information ecosystems, and recursive AI/data training loops. We position the contribution as the formal-operational composition of relation-first prior art (Rovelli, French &amp; Ladyman, Maturana &amp; Varela, Friston, Carhart-Harris-Chandaria-Friston, Whitehead, Simondon, Copeland) into one empirically tractable formalism with a substrate-uniform return-path-failure pathology grammar, not as a first articulation of relation-first ontology at any single substrate. A cross-substrate experimental program of thirteen experiments with binary falsification conditions, organized into recovery-kinetics and pharmacology-to-psychedelics-bridge clusters, is proposed; five are designated for OSF pre-registration.</w:t>
       </w:r>
     </w:p>
     <w:bookmarkEnd w:id="20"/>
